--- a/01-嵌入式操作系统及应用/01-教案/嵌入式操作系统及应用-04.docx
+++ b/01-嵌入式操作系统及应用/01-教案/嵌入式操作系统及应用-04.docx
@@ -235,6 +235,21 @@
                 <w:lang w:val="en-US" w:eastAsia="zh-CN"/>
               </w:rPr>
             </w:pPr>
+            <w:r>
+              <w:rPr>
+                <w:rFonts w:ascii="Segoe UI" w:hAnsi="Segoe UI" w:eastAsia="Segoe UI" w:cs="Segoe UI"/>
+                <w:i w:val="0"/>
+                <w:iCs w:val="0"/>
+                <w:caps w:val="0"/>
+                <w:spacing w:val="0"/>
+                <w:sz w:val="16"/>
+                <w:szCs w:val="16"/>
+                <w:shd w:val="clear" w:fill="FBFBFB"/>
+              </w:rPr>
+              <w:t>2025-09-19</w:t>
+            </w:r>
+            <w:bookmarkStart w:id="0" w:name="_GoBack"/>
+            <w:bookmarkEnd w:id="0"/>
           </w:p>
         </w:tc>
       </w:tr>
@@ -317,33 +332,6 @@
               </w:rPr>
               <w:t>物联网2411</w:t>
             </w:r>
-            <w:r>
-              <w:rPr>
-                <w:rFonts w:hint="eastAsia" w:ascii="宋体" w:hAnsi="宋体" w:eastAsia="宋体" w:cs="宋体"/>
-                <w:sz w:val="21"/>
-                <w:szCs w:val="21"/>
-                <w:lang w:val="en-US" w:eastAsia="zh-CN"/>
-              </w:rPr>
-              <w:t>|</w:t>
-            </w:r>
-            <w:r>
-              <w:rPr>
-                <w:rFonts w:hint="eastAsia" w:ascii="宋体" w:hAnsi="宋体" w:eastAsia="宋体" w:cs="宋体"/>
-                <w:sz w:val="21"/>
-                <w:szCs w:val="21"/>
-                <w:lang w:eastAsia="zh-CN"/>
-              </w:rPr>
-              <w:t>物联网241</w:t>
-            </w:r>
-            <w:r>
-              <w:rPr>
-                <w:rFonts w:hint="eastAsia" w:ascii="宋体" w:hAnsi="宋体" w:eastAsia="宋体" w:cs="宋体"/>
-                <w:sz w:val="21"/>
-                <w:szCs w:val="21"/>
-                <w:lang w:val="en-US" w:eastAsia="zh-CN"/>
-              </w:rPr>
-              <w:t>2</w:t>
-            </w:r>
           </w:p>
         </w:tc>
         <w:tc>
@@ -404,6 +392,211 @@
               </w:rPr>
               <w:t>一体化</w:t>
             </w:r>
+          </w:p>
+        </w:tc>
+      </w:tr>
+      <w:tr>
+        <w:tblPrEx>
+          <w:tblBorders>
+            <w:top w:val="single" w:color="auto" w:sz="4" w:space="0"/>
+            <w:left w:val="single" w:color="auto" w:sz="4" w:space="0"/>
+            <w:bottom w:val="single" w:color="auto" w:sz="4" w:space="0"/>
+            <w:right w:val="single" w:color="auto" w:sz="4" w:space="0"/>
+            <w:insideH w:val="single" w:color="auto" w:sz="4" w:space="0"/>
+            <w:insideV w:val="single" w:color="auto" w:sz="4" w:space="0"/>
+          </w:tblBorders>
+          <w:tblCellMar>
+            <w:top w:w="0" w:type="dxa"/>
+            <w:left w:w="108" w:type="dxa"/>
+            <w:bottom w:w="0" w:type="dxa"/>
+            <w:right w:w="108" w:type="dxa"/>
+          </w:tblCellMar>
+        </w:tblPrEx>
+        <w:trPr>
+          <w:trHeight w:val="747" w:hRule="exact"/>
+        </w:trPr>
+        <w:tc>
+          <w:tcPr>
+            <w:tcW w:w="2506" w:type="dxa"/>
+            <w:tcBorders>
+              <w:top w:val="single" w:color="auto" w:sz="4" w:space="0"/>
+              <w:left w:val="single" w:color="auto" w:sz="4" w:space="0"/>
+              <w:bottom w:val="single" w:color="auto" w:sz="4" w:space="0"/>
+              <w:right w:val="single" w:color="auto" w:sz="4" w:space="0"/>
+            </w:tcBorders>
+            <w:shd w:val="clear" w:color="auto" w:fill="FFFFFF"/>
+            <w:vAlign w:val="center"/>
+          </w:tcPr>
+          <w:p>
+            <w:pPr>
+              <w:jc w:val="center"/>
+              <w:rPr>
+                <w:rFonts w:ascii="宋体" w:hAnsi="宋体"/>
+                <w:lang w:eastAsia="zh-CN"/>
+              </w:rPr>
+            </w:pPr>
+            <w:r>
+              <w:rPr>
+                <w:rFonts w:hint="eastAsia" w:ascii="宋体" w:hAnsi="宋体"/>
+                <w:lang w:eastAsia="zh-CN"/>
+              </w:rPr>
+              <w:t>教    材</w:t>
+            </w:r>
+          </w:p>
+        </w:tc>
+        <w:tc>
+          <w:tcPr>
+            <w:tcW w:w="7444" w:type="dxa"/>
+            <w:gridSpan w:val="4"/>
+            <w:tcBorders>
+              <w:top w:val="single" w:color="auto" w:sz="4" w:space="0"/>
+              <w:left w:val="single" w:color="auto" w:sz="4" w:space="0"/>
+              <w:bottom w:val="single" w:color="auto" w:sz="4" w:space="0"/>
+              <w:right w:val="single" w:color="auto" w:sz="4" w:space="0"/>
+            </w:tcBorders>
+            <w:shd w:val="clear" w:color="auto" w:fill="FFFFFF"/>
+            <w:vAlign w:val="center"/>
+          </w:tcPr>
+          <w:p>
+            <w:pPr>
+              <w:jc w:val="both"/>
+              <w:rPr>
+                <w:rFonts w:ascii="宋体" w:hAnsi="宋体"/>
+                <w:lang w:eastAsia="zh-CN"/>
+              </w:rPr>
+            </w:pPr>
+            <w:r>
+              <w:rPr>
+                <w:rFonts w:hint="eastAsia" w:ascii="宋体" w:hAnsi="宋体" w:eastAsia="宋体" w:cs="宋体"/>
+                <w:sz w:val="21"/>
+                <w:szCs w:val="21"/>
+                <w:lang w:eastAsia="zh-CN"/>
+              </w:rPr>
+              <w:t>OpenHarmony嵌入式系统原理与应用——基于RK2206芯片</w:t>
+            </w:r>
+          </w:p>
+        </w:tc>
+      </w:tr>
+      <w:tr>
+        <w:tblPrEx>
+          <w:tblBorders>
+            <w:top w:val="single" w:color="auto" w:sz="4" w:space="0"/>
+            <w:left w:val="single" w:color="auto" w:sz="4" w:space="0"/>
+            <w:bottom w:val="single" w:color="auto" w:sz="4" w:space="0"/>
+            <w:right w:val="single" w:color="auto" w:sz="4" w:space="0"/>
+            <w:insideH w:val="single" w:color="auto" w:sz="4" w:space="0"/>
+            <w:insideV w:val="single" w:color="auto" w:sz="4" w:space="0"/>
+          </w:tblBorders>
+          <w:tblCellMar>
+            <w:top w:w="0" w:type="dxa"/>
+            <w:left w:w="108" w:type="dxa"/>
+            <w:bottom w:w="0" w:type="dxa"/>
+            <w:right w:w="108" w:type="dxa"/>
+          </w:tblCellMar>
+        </w:tblPrEx>
+        <w:trPr>
+          <w:trHeight w:val="790" w:hRule="exact"/>
+        </w:trPr>
+        <w:tc>
+          <w:tcPr>
+            <w:tcW w:w="2506" w:type="dxa"/>
+            <w:tcBorders>
+              <w:top w:val="single" w:color="auto" w:sz="4" w:space="0"/>
+              <w:left w:val="single" w:color="auto" w:sz="4" w:space="0"/>
+              <w:bottom w:val="single" w:color="auto" w:sz="4" w:space="0"/>
+              <w:right w:val="single" w:color="auto" w:sz="4" w:space="0"/>
+            </w:tcBorders>
+            <w:shd w:val="clear" w:color="auto" w:fill="FFFFFF"/>
+            <w:vAlign w:val="center"/>
+          </w:tcPr>
+          <w:p>
+            <w:pPr>
+              <w:jc w:val="center"/>
+              <w:rPr>
+                <w:rFonts w:ascii="宋体" w:hAnsi="宋体"/>
+              </w:rPr>
+            </w:pPr>
+            <w:r>
+              <w:rPr>
+                <w:rFonts w:hint="eastAsia" w:ascii="宋体" w:hAnsi="宋体"/>
+              </w:rPr>
+              <w:t>章节名称</w:t>
+            </w:r>
+          </w:p>
+        </w:tc>
+        <w:tc>
+          <w:tcPr>
+            <w:tcW w:w="7444" w:type="dxa"/>
+            <w:gridSpan w:val="4"/>
+            <w:tcBorders>
+              <w:top w:val="single" w:color="auto" w:sz="4" w:space="0"/>
+              <w:left w:val="single" w:color="auto" w:sz="4" w:space="0"/>
+              <w:bottom w:val="single" w:color="auto" w:sz="4" w:space="0"/>
+              <w:right w:val="single" w:color="auto" w:sz="4" w:space="0"/>
+            </w:tcBorders>
+            <w:shd w:val="clear" w:color="auto" w:fill="FFFFFF"/>
+            <w:vAlign w:val="center"/>
+          </w:tcPr>
+          <w:p>
+            <w:pPr>
+              <w:jc w:val="both"/>
+              <w:rPr>
+                <w:rFonts w:hint="eastAsia" w:ascii="宋体" w:hAnsi="宋体" w:eastAsia="宋体" w:cs="宋体"/>
+                <w:sz w:val="21"/>
+                <w:szCs w:val="21"/>
+                <w:lang w:val="en-US" w:eastAsia="zh-CN"/>
+              </w:rPr>
+            </w:pPr>
+            <w:r>
+              <w:rPr>
+                <w:rFonts w:hint="eastAsia" w:ascii="宋体" w:hAnsi="宋体" w:eastAsia="宋体" w:cs="宋体"/>
+                <w:sz w:val="21"/>
+                <w:szCs w:val="21"/>
+                <w:lang w:val="en-US" w:eastAsia="zh-CN"/>
+              </w:rPr>
+              <w:t>环境搭建</w:t>
+            </w:r>
+          </w:p>
+          <w:p>
+            <w:pPr>
+              <w:ind w:firstLine="440" w:firstLineChars="200"/>
+              <w:rPr>
+                <w:rFonts w:hint="eastAsia" w:ascii="宋体" w:hAnsi="宋体"/>
+                <w:lang w:val="en-US" w:eastAsia="zh-CN"/>
+              </w:rPr>
+            </w:pPr>
+            <w:r>
+              <w:rPr>
+                <w:rFonts w:hint="eastAsia" w:ascii="宋体" w:hAnsi="宋体"/>
+                <w:lang w:val="en-US" w:eastAsia="zh-CN"/>
+              </w:rPr>
+              <w:t>安装windows 驱动工具</w:t>
+            </w:r>
+          </w:p>
+          <w:p>
+            <w:pPr>
+              <w:ind w:firstLine="440" w:firstLineChars="200"/>
+              <w:rPr>
+                <w:rFonts w:hint="eastAsia" w:ascii="宋体" w:hAnsi="宋体"/>
+                <w:lang w:val="en-US" w:eastAsia="zh-CN"/>
+              </w:rPr>
+            </w:pPr>
+            <w:r>
+              <w:rPr>
+                <w:rFonts w:hint="eastAsia" w:ascii="宋体" w:hAnsi="宋体"/>
+                <w:lang w:val="en-US" w:eastAsia="zh-CN"/>
+              </w:rPr>
+              <w:t>烧写bin文件</w:t>
+            </w:r>
+          </w:p>
+          <w:p>
+            <w:pPr>
+              <w:ind w:firstLine="440" w:firstLineChars="200"/>
+              <w:rPr>
+                <w:rFonts w:hint="default" w:ascii="宋体" w:hAnsi="宋体"/>
+                <w:lang w:val="en-US" w:eastAsia="zh-CN"/>
+              </w:rPr>
+            </w:pPr>
           </w:p>
         </w:tc>
       </w:tr>
@@ -426,7 +619,7 @@
           </w:tblCellMar>
         </w:tblPrEx>
         <w:trPr>
-          <w:trHeight w:val="747" w:hRule="exact"/>
+          <w:trHeight w:val="1971" w:hRule="exact"/>
         </w:trPr>
         <w:tc>
           <w:tcPr>
@@ -445,15 +638,13 @@
               <w:jc w:val="center"/>
               <w:rPr>
                 <w:rFonts w:ascii="宋体" w:hAnsi="宋体"/>
-                <w:lang w:eastAsia="zh-CN"/>
               </w:rPr>
             </w:pPr>
             <w:r>
               <w:rPr>
                 <w:rFonts w:hint="eastAsia" w:ascii="宋体" w:hAnsi="宋体"/>
-                <w:lang w:eastAsia="zh-CN"/>
-              </w:rPr>
-              <w:t>教    材</w:t>
+              </w:rPr>
+              <w:t>目的要求</w:t>
             </w:r>
           </w:p>
         </w:tc>
@@ -472,210 +663,6 @@
           </w:tcPr>
           <w:p>
             <w:pPr>
-              <w:jc w:val="both"/>
-              <w:rPr>
-                <w:rFonts w:ascii="宋体" w:hAnsi="宋体"/>
-                <w:lang w:eastAsia="zh-CN"/>
-              </w:rPr>
-            </w:pPr>
-            <w:r>
-              <w:rPr>
-                <w:rFonts w:hint="eastAsia" w:ascii="宋体" w:hAnsi="宋体" w:eastAsia="宋体" w:cs="宋体"/>
-                <w:sz w:val="21"/>
-                <w:szCs w:val="21"/>
-                <w:lang w:eastAsia="zh-CN"/>
-              </w:rPr>
-              <w:t>OpenHarmony嵌入式系统原理与应用——基于RK2206芯片</w:t>
-            </w:r>
-          </w:p>
-        </w:tc>
-      </w:tr>
-      <w:tr>
-        <w:tblPrEx>
-          <w:tblBorders>
-            <w:top w:val="single" w:color="auto" w:sz="4" w:space="0"/>
-            <w:left w:val="single" w:color="auto" w:sz="4" w:space="0"/>
-            <w:bottom w:val="single" w:color="auto" w:sz="4" w:space="0"/>
-            <w:right w:val="single" w:color="auto" w:sz="4" w:space="0"/>
-            <w:insideH w:val="single" w:color="auto" w:sz="4" w:space="0"/>
-            <w:insideV w:val="single" w:color="auto" w:sz="4" w:space="0"/>
-          </w:tblBorders>
-          <w:shd w:val="clear" w:color="auto" w:fill="FFFFFF"/>
-          <w:tblCellMar>
-            <w:top w:w="0" w:type="dxa"/>
-            <w:left w:w="108" w:type="dxa"/>
-            <w:bottom w:w="0" w:type="dxa"/>
-            <w:right w:w="108" w:type="dxa"/>
-          </w:tblCellMar>
-        </w:tblPrEx>
-        <w:trPr>
-          <w:trHeight w:val="790" w:hRule="exact"/>
-        </w:trPr>
-        <w:tc>
-          <w:tcPr>
-            <w:tcW w:w="2506" w:type="dxa"/>
-            <w:tcBorders>
-              <w:top w:val="single" w:color="auto" w:sz="4" w:space="0"/>
-              <w:left w:val="single" w:color="auto" w:sz="4" w:space="0"/>
-              <w:bottom w:val="single" w:color="auto" w:sz="4" w:space="0"/>
-              <w:right w:val="single" w:color="auto" w:sz="4" w:space="0"/>
-            </w:tcBorders>
-            <w:shd w:val="clear" w:color="auto" w:fill="FFFFFF"/>
-            <w:vAlign w:val="center"/>
-          </w:tcPr>
-          <w:p>
-            <w:pPr>
-              <w:jc w:val="center"/>
-              <w:rPr>
-                <w:rFonts w:ascii="宋体" w:hAnsi="宋体"/>
-              </w:rPr>
-            </w:pPr>
-            <w:r>
-              <w:rPr>
-                <w:rFonts w:hint="eastAsia" w:ascii="宋体" w:hAnsi="宋体"/>
-              </w:rPr>
-              <w:t>章节名称</w:t>
-            </w:r>
-          </w:p>
-        </w:tc>
-        <w:tc>
-          <w:tcPr>
-            <w:tcW w:w="7444" w:type="dxa"/>
-            <w:gridSpan w:val="4"/>
-            <w:tcBorders>
-              <w:top w:val="single" w:color="auto" w:sz="4" w:space="0"/>
-              <w:left w:val="single" w:color="auto" w:sz="4" w:space="0"/>
-              <w:bottom w:val="single" w:color="auto" w:sz="4" w:space="0"/>
-              <w:right w:val="single" w:color="auto" w:sz="4" w:space="0"/>
-            </w:tcBorders>
-            <w:shd w:val="clear" w:color="auto" w:fill="FFFFFF"/>
-            <w:vAlign w:val="center"/>
-          </w:tcPr>
-          <w:p>
-            <w:pPr>
-              <w:jc w:val="both"/>
-              <w:rPr>
-                <w:rFonts w:hint="eastAsia" w:ascii="宋体" w:hAnsi="宋体" w:eastAsia="宋体" w:cs="宋体"/>
-                <w:sz w:val="21"/>
-                <w:szCs w:val="21"/>
-                <w:lang w:val="en-US" w:eastAsia="zh-CN"/>
-              </w:rPr>
-            </w:pPr>
-            <w:r>
-              <w:rPr>
-                <w:rFonts w:hint="eastAsia" w:ascii="宋体" w:hAnsi="宋体" w:eastAsia="宋体" w:cs="宋体"/>
-                <w:sz w:val="21"/>
-                <w:szCs w:val="21"/>
-                <w:lang w:val="en-US" w:eastAsia="zh-CN"/>
-              </w:rPr>
-              <w:t>环境搭建</w:t>
-            </w:r>
-          </w:p>
-          <w:p>
-            <w:pPr>
-              <w:ind w:firstLine="440" w:firstLineChars="200"/>
-              <w:rPr>
-                <w:rFonts w:hint="eastAsia" w:ascii="宋体" w:hAnsi="宋体"/>
-                <w:lang w:val="en-US" w:eastAsia="zh-CN"/>
-              </w:rPr>
-            </w:pPr>
-            <w:r>
-              <w:rPr>
-                <w:rFonts w:hint="eastAsia" w:ascii="宋体" w:hAnsi="宋体"/>
-                <w:lang w:val="en-US" w:eastAsia="zh-CN"/>
-              </w:rPr>
-              <w:t>安装windows 驱动工具</w:t>
-            </w:r>
-          </w:p>
-          <w:p>
-            <w:pPr>
-              <w:ind w:firstLine="440" w:firstLineChars="200"/>
-              <w:rPr>
-                <w:rFonts w:hint="eastAsia" w:ascii="宋体" w:hAnsi="宋体"/>
-                <w:lang w:val="en-US" w:eastAsia="zh-CN"/>
-              </w:rPr>
-            </w:pPr>
-            <w:r>
-              <w:rPr>
-                <w:rFonts w:hint="eastAsia" w:ascii="宋体" w:hAnsi="宋体"/>
-                <w:lang w:val="en-US" w:eastAsia="zh-CN"/>
-              </w:rPr>
-              <w:t>烧写bin文件</w:t>
-            </w:r>
-          </w:p>
-          <w:p>
-            <w:pPr>
-              <w:ind w:firstLine="440" w:firstLineChars="200"/>
-              <w:rPr>
-                <w:rFonts w:hint="default" w:ascii="宋体" w:hAnsi="宋体"/>
-                <w:lang w:val="en-US" w:eastAsia="zh-CN"/>
-              </w:rPr>
-            </w:pPr>
-          </w:p>
-        </w:tc>
-      </w:tr>
-      <w:tr>
-        <w:tblPrEx>
-          <w:tblBorders>
-            <w:top w:val="single" w:color="auto" w:sz="4" w:space="0"/>
-            <w:left w:val="single" w:color="auto" w:sz="4" w:space="0"/>
-            <w:bottom w:val="single" w:color="auto" w:sz="4" w:space="0"/>
-            <w:right w:val="single" w:color="auto" w:sz="4" w:space="0"/>
-            <w:insideH w:val="single" w:color="auto" w:sz="4" w:space="0"/>
-            <w:insideV w:val="single" w:color="auto" w:sz="4" w:space="0"/>
-          </w:tblBorders>
-          <w:tblCellMar>
-            <w:top w:w="0" w:type="dxa"/>
-            <w:left w:w="108" w:type="dxa"/>
-            <w:bottom w:w="0" w:type="dxa"/>
-            <w:right w:w="108" w:type="dxa"/>
-          </w:tblCellMar>
-        </w:tblPrEx>
-        <w:trPr>
-          <w:trHeight w:val="1971" w:hRule="exact"/>
-        </w:trPr>
-        <w:tc>
-          <w:tcPr>
-            <w:tcW w:w="2506" w:type="dxa"/>
-            <w:tcBorders>
-              <w:top w:val="single" w:color="auto" w:sz="4" w:space="0"/>
-              <w:left w:val="single" w:color="auto" w:sz="4" w:space="0"/>
-              <w:bottom w:val="single" w:color="auto" w:sz="4" w:space="0"/>
-              <w:right w:val="single" w:color="auto" w:sz="4" w:space="0"/>
-            </w:tcBorders>
-            <w:shd w:val="clear" w:color="auto" w:fill="FFFFFF"/>
-            <w:vAlign w:val="center"/>
-          </w:tcPr>
-          <w:p>
-            <w:pPr>
-              <w:jc w:val="center"/>
-              <w:rPr>
-                <w:rFonts w:ascii="宋体" w:hAnsi="宋体"/>
-              </w:rPr>
-            </w:pPr>
-            <w:r>
-              <w:rPr>
-                <w:rFonts w:hint="eastAsia" w:ascii="宋体" w:hAnsi="宋体"/>
-              </w:rPr>
-              <w:t>目的要求</w:t>
-            </w:r>
-          </w:p>
-        </w:tc>
-        <w:tc>
-          <w:tcPr>
-            <w:tcW w:w="7444" w:type="dxa"/>
-            <w:gridSpan w:val="4"/>
-            <w:tcBorders>
-              <w:top w:val="single" w:color="auto" w:sz="4" w:space="0"/>
-              <w:left w:val="single" w:color="auto" w:sz="4" w:space="0"/>
-              <w:bottom w:val="single" w:color="auto" w:sz="4" w:space="0"/>
-              <w:right w:val="single" w:color="auto" w:sz="4" w:space="0"/>
-            </w:tcBorders>
-            <w:shd w:val="clear" w:color="auto" w:fill="FFFFFF"/>
-            <w:vAlign w:val="center"/>
-          </w:tcPr>
-          <w:p>
-            <w:pPr>
               <w:rPr>
                 <w:rFonts w:hint="eastAsia" w:ascii="宋体" w:hAnsi="宋体" w:eastAsia="宋体" w:cs="宋体"/>
                 <w:color w:val="000000"/>
@@ -693,77 +680,7 @@
                 <w:szCs w:val="19"/>
                 <w:shd w:val="clear" w:fill="FFFFFF"/>
               </w:rPr>
-              <w:t>1. 掌握两种鸿蒙编译方式：推荐的Docker编译</w:t>
-            </w:r>
-            <w:r>
-              <w:rPr>
-                <w:rFonts w:hint="default" w:ascii="Helvetica" w:hAnsi="Helvetica" w:eastAsia="Helvetica" w:cs="Helvetica"/>
-                <w:i w:val="0"/>
-                <w:iCs w:val="0"/>
-                <w:caps w:val="0"/>
-                <w:color w:val="333333"/>
-                <w:spacing w:val="0"/>
-                <w:sz w:val="19"/>
-                <w:szCs w:val="19"/>
-                <w:shd w:val="clear" w:fill="FFFFFF"/>
-              </w:rPr>
-              <w:t>（安装Docker、更新国内源、下载镜像、启动容器、执行编译命令）与基础的Ubuntu编译</w:t>
-            </w:r>
-            <w:r>
-              <w:rPr>
-                <w:rFonts w:hint="default" w:ascii="Helvetica" w:hAnsi="Helvetica" w:eastAsia="Helvetica" w:cs="Helvetica"/>
-                <w:i w:val="0"/>
-                <w:iCs w:val="0"/>
-                <w:caps w:val="0"/>
-                <w:color w:val="333333"/>
-                <w:spacing w:val="0"/>
-                <w:sz w:val="19"/>
-                <w:szCs w:val="19"/>
-                <w:shd w:val="clear" w:fill="FFFFFF"/>
-              </w:rPr>
-              <w:t>（hb set</w:t>
-            </w:r>
-            <w:r>
-              <w:rPr>
-                <w:rFonts w:hint="default" w:ascii="Helvetica" w:hAnsi="Helvetica" w:eastAsia="Helvetica" w:cs="Helvetica"/>
-                <w:i w:val="0"/>
-                <w:iCs w:val="0"/>
-                <w:caps w:val="0"/>
-                <w:color w:val="333333"/>
-                <w:spacing w:val="0"/>
-                <w:sz w:val="19"/>
-                <w:szCs w:val="19"/>
-                <w:shd w:val="clear" w:fill="FFFFFF"/>
-              </w:rPr>
-              <w:t>选择目标、hb build -f</w:t>
-            </w:r>
-            <w:r>
-              <w:rPr>
-                <w:rFonts w:hint="default" w:ascii="Helvetica" w:hAnsi="Helvetica" w:eastAsia="Helvetica" w:cs="Helvetica"/>
-                <w:i w:val="0"/>
-                <w:iCs w:val="0"/>
-                <w:caps w:val="0"/>
-                <w:color w:val="333333"/>
-                <w:spacing w:val="0"/>
-                <w:sz w:val="19"/>
-                <w:szCs w:val="19"/>
-                <w:shd w:val="clear" w:fill="FFFFFF"/>
-              </w:rPr>
-              <w:t>强制编译）；2. 能识别编译产物：找到 `out/rk2206/lockzhiner-rk2206/images`目录下的 `Firmware.img`（固件）、`rk2206_db_loader.bin`等核心文件，理解其后续烧写用途；</w:t>
-            </w:r>
-            <w:r>
-              <w:rPr>
-                <w:rFonts w:hint="default" w:ascii="Helvetica" w:hAnsi="Helvetica" w:eastAsia="Helvetica" w:cs="Helvetica"/>
-                <w:i w:val="0"/>
-                <w:iCs w:val="0"/>
-                <w:caps w:val="0"/>
-                <w:color w:val="333333"/>
-                <w:spacing w:val="0"/>
-                <w:sz w:val="19"/>
-                <w:szCs w:val="19"/>
-                <w:shd w:val="clear" w:fill="FFFFFF"/>
-              </w:rPr>
-              <w:t>3. 具备基础问题排查能力：能解决编译中常见问题（Docker目录挂载错误、Ubuntu依赖缺失、网络超时）；``4. 衔接前置技能：通过MobaXterm远程操作Ubuntu完成编译，结合Windows-Ubuntu文件映射查看编译产物。</w:t>
+              <w:t>1. 掌握两种鸿蒙编译方式：推荐的Docker编译（安装Docker、更新国内源、下载镜像、启动容器、执行编译命令）与基础的Ubuntu编译（hb set选择目标、hb build -f强制编译）；2. 能识别编译产物：找到 `out/rk2206/lockzhiner-rk2206/images`目录下的 `Firmware.img`（固件）、`rk2206_db_loader.bin`等核心文件，理解其后续烧写用途；3. 具备基础问题排查能力：能解决编译中常见问题（Docker目录挂载错误、Ubuntu依赖缺失、网络超时）；``4. 衔接前置技能：通过MobaXterm远程操作Ubuntu完成编译，结合Windows-Ubuntu文件映射查看编译产物。</w:t>
             </w:r>
           </w:p>
         </w:tc>
@@ -858,21 +775,7 @@
                 <w:szCs w:val="19"/>
                 <w:shd w:val="clear" w:fill="FFFFFF"/>
               </w:rPr>
-              <w:t>1. 优势：已掌握Ubuntu虚拟机搭建、MobaXterm远程连接、Windows-Ubuntu文件映射，具备基础命令操作能力，对实操任务接受度高；2. 薄弱点：对“编译原理”“Docker容器技术”陌生，易在“Docker目录挂载路径错误”“编译命令输入失误”“依赖缺失导致编译失败”环节遇阻；对“为何推荐Docker编译（避免Ubuntu系统升级导致的编译错误）”的理解需引导；</w:t>
-            </w:r>
-            <w:r>
-              <w:rPr>
-                <w:rFonts w:hint="default" w:ascii="Helvetica" w:hAnsi="Helvetica" w:eastAsia="Helvetica" w:cs="Helvetica"/>
-                <w:i w:val="0"/>
-                <w:iCs w:val="0"/>
-                <w:caps w:val="0"/>
-                <w:color w:val="333333"/>
-                <w:spacing w:val="0"/>
-                <w:sz w:val="19"/>
-                <w:szCs w:val="19"/>
-                <w:shd w:val="clear" w:fill="FFFFFF"/>
-              </w:rPr>
-              <w:t>3. 需求：需通过“ step-by-step 演示+实时指导”降低实操难度，结合开发板场景强化编译的实际意义。</w:t>
+              <w:t>1. 优势：已掌握Ubuntu虚拟机搭建、MobaXterm远程连接、Windows-Ubuntu文件映射，具备基础命令操作能力，对实操任务接受度高；2. 薄弱点：对“编译原理”“Docker容器技术”陌生，易在“Docker目录挂载路径错误”“编译命令输入失误”“依赖缺失导致编译失败”环节遇阻；对“为何推荐Docker编译（避免Ubuntu系统升级导致的编译错误）”的理解需引导；3. 需求：需通过“ step-by-step 演示+实时指导”降低实操难度，结合开发板场景强化编译的实际意义。</w:t>
             </w:r>
           </w:p>
         </w:tc>
@@ -978,8 +881,15 @@
                 <w:szCs w:val="19"/>
                 <w:shd w:val="clear" w:fill="FFFFFF"/>
               </w:rPr>
-              <w:t>重点</w:t>
-            </w:r>
+              <w:t>重点：1. Docker编译全流程： - Docker安装（sudo apt install docker.io）、国内源更新（编辑 /etc/docker/daemon.json配置镜像源）； - 镜像下载（`sudo docker pull swr.cn-south-1.myhuaweicloud.com/openharmony-docker/docker_oh_mini:3.2`）； - 容器启动（sudo docker run -it -v 本地源代码路径:/home/openharmony 镜像名）； - 编译命令（`hb set -root .`→选择 `lockzhiner-rk2206`→`hb build -f`）；2. Ubuntu编译基础：hb set选择编译目标、hb build -f强制编译；3. 编译产物识别：明确 `out`目录下 `Firmware.img`（烧写固件）、`rk2206_db_loader.bin`（加载文件）的用途。</w:t>
+            </w:r>
+          </w:p>
+          <w:p>
+            <w:pPr>
+              <w:rPr>
+                <w:rFonts w:hint="eastAsia" w:ascii="宋体" w:hAnsi="宋体" w:eastAsia="宋体" w:cs="宋体"/>
+              </w:rPr>
+            </w:pPr>
             <w:r>
               <w:rPr>
                 <w:rFonts w:hint="default" w:ascii="Helvetica" w:hAnsi="Helvetica" w:eastAsia="Helvetica" w:cs="Helvetica"/>
@@ -992,196 +902,7 @@
                 <w:szCs w:val="19"/>
                 <w:shd w:val="clear" w:fill="FFFFFF"/>
               </w:rPr>
-              <w:t>：1. Docker编译全流程：</w:t>
-            </w:r>
-            <w:r>
-              <w:rPr>
-                <w:rFonts w:hint="default" w:ascii="Helvetica" w:hAnsi="Helvetica" w:eastAsia="Helvetica" w:cs="Helvetica"/>
-                <w:i w:val="0"/>
-                <w:iCs w:val="0"/>
-                <w:caps w:val="0"/>
-                <w:color w:val="333333"/>
-                <w:spacing w:val="0"/>
-                <w:sz w:val="19"/>
-                <w:szCs w:val="19"/>
-                <w:shd w:val="clear" w:fill="FFFFFF"/>
-              </w:rPr>
-              <w:t> - Docker安装（sudo apt install docker.io</w:t>
-            </w:r>
-            <w:r>
-              <w:rPr>
-                <w:rFonts w:hint="default" w:ascii="Helvetica" w:hAnsi="Helvetica" w:eastAsia="Helvetica" w:cs="Helvetica"/>
-                <w:i w:val="0"/>
-                <w:iCs w:val="0"/>
-                <w:caps w:val="0"/>
-                <w:color w:val="333333"/>
-                <w:spacing w:val="0"/>
-                <w:sz w:val="19"/>
-                <w:szCs w:val="19"/>
-                <w:shd w:val="clear" w:fill="FFFFFF"/>
-              </w:rPr>
-              <w:t>）、国内源更新（编辑 /etc/docker/daemon.json</w:t>
-            </w:r>
-            <w:r>
-              <w:rPr>
-                <w:rFonts w:hint="default" w:ascii="Helvetica" w:hAnsi="Helvetica" w:eastAsia="Helvetica" w:cs="Helvetica"/>
-                <w:i w:val="0"/>
-                <w:iCs w:val="0"/>
-                <w:caps w:val="0"/>
-                <w:color w:val="333333"/>
-                <w:spacing w:val="0"/>
-                <w:sz w:val="19"/>
-                <w:szCs w:val="19"/>
-                <w:shd w:val="clear" w:fill="FFFFFF"/>
-              </w:rPr>
-              <w:t>配置镜像源）； - 镜像下载（`sudo docker pull swr.cn-south-1.myhuaweicloud.com/openharmony-docker/docker_oh_mini:3.2`）；</w:t>
-            </w:r>
-            <w:r>
-              <w:rPr>
-                <w:rFonts w:hint="default" w:ascii="Helvetica" w:hAnsi="Helvetica" w:eastAsia="Helvetica" w:cs="Helvetica"/>
-                <w:i w:val="0"/>
-                <w:iCs w:val="0"/>
-                <w:caps w:val="0"/>
-                <w:color w:val="333333"/>
-                <w:spacing w:val="0"/>
-                <w:sz w:val="19"/>
-                <w:szCs w:val="19"/>
-                <w:shd w:val="clear" w:fill="FFFFFF"/>
-              </w:rPr>
-              <w:t> - 容器启动（sudo docker run -it -v 本地源代码路径:/home/openharmony 镜像名</w:t>
-            </w:r>
-            <w:r>
-              <w:rPr>
-                <w:rFonts w:hint="default" w:ascii="Helvetica" w:hAnsi="Helvetica" w:eastAsia="Helvetica" w:cs="Helvetica"/>
-                <w:i w:val="0"/>
-                <w:iCs w:val="0"/>
-                <w:caps w:val="0"/>
-                <w:color w:val="333333"/>
-                <w:spacing w:val="0"/>
-                <w:sz w:val="19"/>
-                <w:szCs w:val="19"/>
-                <w:shd w:val="clear" w:fill="FFFFFF"/>
-              </w:rPr>
-              <w:t>）； - 编译命令（`hb set -root .`→选择 `lockzhiner-rk2206`→`hb build -f`）；</w:t>
-            </w:r>
-            <w:r>
-              <w:rPr>
-                <w:rFonts w:hint="default" w:ascii="Helvetica" w:hAnsi="Helvetica" w:eastAsia="Helvetica" w:cs="Helvetica"/>
-                <w:i w:val="0"/>
-                <w:iCs w:val="0"/>
-                <w:caps w:val="0"/>
-                <w:color w:val="333333"/>
-                <w:spacing w:val="0"/>
-                <w:sz w:val="19"/>
-                <w:szCs w:val="19"/>
-                <w:shd w:val="clear" w:fill="FFFFFF"/>
-              </w:rPr>
-              <w:t>2. Ubuntu编译基础：hb set</w:t>
-            </w:r>
-            <w:r>
-              <w:rPr>
-                <w:rFonts w:hint="default" w:ascii="Helvetica" w:hAnsi="Helvetica" w:eastAsia="Helvetica" w:cs="Helvetica"/>
-                <w:i w:val="0"/>
-                <w:iCs w:val="0"/>
-                <w:caps w:val="0"/>
-                <w:color w:val="333333"/>
-                <w:spacing w:val="0"/>
-                <w:sz w:val="19"/>
-                <w:szCs w:val="19"/>
-                <w:shd w:val="clear" w:fill="FFFFFF"/>
-              </w:rPr>
-              <w:t>选择编译目标、hb build -f</w:t>
-            </w:r>
-            <w:r>
-              <w:rPr>
-                <w:rFonts w:hint="default" w:ascii="Helvetica" w:hAnsi="Helvetica" w:eastAsia="Helvetica" w:cs="Helvetica"/>
-                <w:i w:val="0"/>
-                <w:iCs w:val="0"/>
-                <w:caps w:val="0"/>
-                <w:color w:val="333333"/>
-                <w:spacing w:val="0"/>
-                <w:sz w:val="19"/>
-                <w:szCs w:val="19"/>
-                <w:shd w:val="clear" w:fill="FFFFFF"/>
-              </w:rPr>
-              <w:t>强制编译；3. 编译产物识别：明确 `out`目录下 `Firmware.img`（烧写固件）、`rk2206_db_loader.bin`（加载文件）的用途。</w:t>
-            </w:r>
-          </w:p>
-          <w:p>
-            <w:pPr>
-              <w:rPr>
-                <w:rFonts w:hint="eastAsia" w:ascii="宋体" w:hAnsi="宋体" w:eastAsia="宋体" w:cs="宋体"/>
-              </w:rPr>
-            </w:pPr>
-            <w:r>
-              <w:rPr>
-                <w:rFonts w:hint="default" w:ascii="Helvetica" w:hAnsi="Helvetica" w:eastAsia="Helvetica" w:cs="Helvetica"/>
-                <w:i w:val="0"/>
-                <w:iCs w:val="0"/>
-                <w:caps w:val="0"/>
-                <w:color w:val="333333"/>
-                <w:spacing w:val="0"/>
-                <w:sz w:val="19"/>
-                <w:szCs w:val="19"/>
-                <w:shd w:val="clear" w:fill="FFFFFF"/>
-              </w:rPr>
-              <w:t>难点</w:t>
-            </w:r>
-            <w:r>
-              <w:rPr>
-                <w:rFonts w:hint="default" w:ascii="Helvetica" w:hAnsi="Helvetica" w:eastAsia="Helvetica" w:cs="Helvetica"/>
-                <w:i w:val="0"/>
-                <w:iCs w:val="0"/>
-                <w:caps w:val="0"/>
-                <w:color w:val="333333"/>
-                <w:spacing w:val="0"/>
-                <w:sz w:val="19"/>
-                <w:szCs w:val="19"/>
-                <w:shd w:val="clear" w:fill="FFFFFF"/>
-              </w:rPr>
-              <w:t>：1. Docker容器目录挂载：确保“Ubuntu本地源代码路径”与“容器内 `/home/openharmony`”挂载正确，避免编译路径错误；</w:t>
-            </w:r>
-            <w:r>
-              <w:rPr>
-                <w:rFonts w:hint="default" w:ascii="Helvetica" w:hAnsi="Helvetica" w:eastAsia="Helvetica" w:cs="Helvetica"/>
-                <w:i w:val="0"/>
-                <w:iCs w:val="0"/>
-                <w:caps w:val="0"/>
-                <w:color w:val="333333"/>
-                <w:spacing w:val="0"/>
-                <w:sz w:val="19"/>
-                <w:szCs w:val="19"/>
-                <w:shd w:val="clear" w:fill="FFFFFF"/>
-              </w:rPr>
-              <w:t>2. 编译错误排查：区分“依赖缺失（执行 ./build/prebuilts_download.sh</w:t>
-            </w:r>
-            <w:r>
-              <w:rPr>
-                <w:rFonts w:hint="default" w:ascii="Helvetica" w:hAnsi="Helvetica" w:eastAsia="Helvetica" w:cs="Helvetica"/>
-                <w:i w:val="0"/>
-                <w:iCs w:val="0"/>
-                <w:caps w:val="0"/>
-                <w:color w:val="333333"/>
-                <w:spacing w:val="0"/>
-                <w:sz w:val="19"/>
-                <w:szCs w:val="19"/>
-                <w:shd w:val="clear" w:fill="FFFFFF"/>
-              </w:rPr>
-              <w:t>补全工具）”“网络超时（检查国内源配置）”“命令错误（核对 hb</w:t>
-            </w:r>
-            <w:r>
-              <w:rPr>
-                <w:rFonts w:hint="default" w:ascii="Helvetica" w:hAnsi="Helvetica" w:eastAsia="Helvetica" w:cs="Helvetica"/>
-                <w:i w:val="0"/>
-                <w:iCs w:val="0"/>
-                <w:caps w:val="0"/>
-                <w:color w:val="333333"/>
-                <w:spacing w:val="0"/>
-                <w:sz w:val="19"/>
-                <w:szCs w:val="19"/>
-                <w:shd w:val="clear" w:fill="FFFFFF"/>
-              </w:rPr>
-              <w:t>命令拼写）”；3. 理解Docker编译优势：为何Docker编译（环境隔离）比Ubuntu编译（易受系统升级影响）更稳定。</w:t>
+              <w:t>难点：1. Docker容器目录挂载：确保“Ubuntu本地源代码路径”与“容器内 `/home/openharmony`”挂载正确，避免编译路径错误；2. 编译错误排查：区分“依赖缺失（执行 ./build/prebuilts_download.sh补全工具）”“网络超时（检查国内源配置）”“命令错误（核对 hb命令拼写）”；3. 理解Docker编译优势：为何Docker编译（环境隔离）比Ubuntu编译（易受系统升级影响）更稳定。</w:t>
             </w:r>
           </w:p>
         </w:tc>
@@ -1290,6 +1011,7 @@
             <w:insideH w:val="single" w:color="auto" w:sz="4" w:space="0"/>
             <w:insideV w:val="single" w:color="auto" w:sz="4" w:space="0"/>
           </w:tblBorders>
+          <w:shd w:val="clear" w:color="auto" w:fill="FFFFFF"/>
           <w:tblCellMar>
             <w:top w:w="0" w:type="dxa"/>
             <w:left w:w="108" w:type="dxa"/>
@@ -1418,6 +1140,7 @@
             <w:insideH w:val="single" w:color="auto" w:sz="4" w:space="0"/>
             <w:insideV w:val="single" w:color="auto" w:sz="4" w:space="0"/>
           </w:tblBorders>
+          <w:shd w:val="clear" w:color="auto" w:fill="FFFFFF"/>
           <w:tblCellMar>
             <w:top w:w="0" w:type="dxa"/>
             <w:left w:w="108" w:type="dxa"/>
@@ -1524,21 +1247,7 @@
                 <w:szCs w:val="19"/>
                 <w:shd w:val="clear" w:fill="FFFFFF"/>
               </w:rPr>
-              <w:t>讲解OpenHarmony鸿蒙系统作为国产嵌入式操作系统的优势，对比国外同类系统，说明其在物联网、智能硬件领域的自主可控价值；</w:t>
-            </w:r>
-            <w:r>
-              <w:rPr>
-                <w:rFonts w:ascii="Helvetica" w:hAnsi="Helvetica" w:eastAsia="Helvetica" w:cs="Helvetica"/>
-                <w:i w:val="0"/>
-                <w:iCs w:val="0"/>
-                <w:caps w:val="0"/>
-                <w:color w:val="333333"/>
-                <w:spacing w:val="0"/>
-                <w:sz w:val="19"/>
-                <w:szCs w:val="19"/>
-                <w:shd w:val="clear" w:fill="FFFFFF"/>
-              </w:rPr>
-              <w:t>2. 结合Docker编译中“国内源配置”（如华为云、阿里云镜像），说明国产云服务对技术落地的支撑，引导学生认同国产技术生态，树立科技报国意识。</w:t>
+              <w:t>讲解OpenHarmony鸿蒙系统作为国产嵌入式操作系统的优势，对比国外同类系统，说明其在物联网、智能硬件领域的自主可控价值；2. 结合Docker编译中“国内源配置”（如华为云、阿里云镜像），说明国产云服务对技术落地的支撑，引导学生认同国产技术生态，树立科技报国意识。</w:t>
             </w:r>
           </w:p>
         </w:tc>
@@ -1635,35 +1344,7 @@
                 <w:szCs w:val="19"/>
                 <w:shd w:val="clear" w:fill="FFFFFF"/>
               </w:rPr>
-              <w:t>目录产物截图（含 Firmware.img</w:t>
-            </w:r>
-            <w:r>
-              <w:rPr>
-                <w:rFonts w:hint="default" w:ascii="Helvetica" w:hAnsi="Helvetica" w:eastAsia="Helvetica" w:cs="Helvetica"/>
-                <w:i w:val="0"/>
-                <w:iCs w:val="0"/>
-                <w:caps w:val="0"/>
-                <w:color w:val="333333"/>
-                <w:spacing w:val="0"/>
-                <w:sz w:val="19"/>
-                <w:szCs w:val="19"/>
-                <w:shd w:val="clear" w:fill="FFFFFF"/>
-              </w:rPr>
-              <w:t>）+ 远程连接界面截图”；2. 理论巩固：完成学习通“鸿蒙编译基础”练习题（含Docker命令、编译产物用途、错误排查等知识点）；</w:t>
-            </w:r>
-            <w:r>
-              <w:rPr>
-                <w:rFonts w:hint="default" w:ascii="Helvetica" w:hAnsi="Helvetica" w:eastAsia="Helvetica" w:cs="Helvetica"/>
-                <w:i w:val="0"/>
-                <w:iCs w:val="0"/>
-                <w:caps w:val="0"/>
-                <w:color w:val="333333"/>
-                <w:spacing w:val="0"/>
-                <w:sz w:val="19"/>
-                <w:szCs w:val="19"/>
-                <w:shd w:val="clear" w:fill="FFFFFF"/>
-              </w:rPr>
-              <w:t>3. 预习任务：阅读README_zh.pdf中“4. 烧录打印”章节，了解RKDevTool工具用途及烧写前的USB驱动安装步骤。</w:t>
+              <w:t>目录产物截图（含 Firmware.img）+ 远程连接界面截图”；2. 理论巩固：完成学习通“鸿蒙编译基础”练习题（含Docker命令、编译产物用途、错误排查等知识点）；3. 预习任务：阅读README_zh.pdf中“4. 烧录打印”章节，了解RKDevTool工具用途及烧写前的USB驱动安装步骤。</w:t>
             </w:r>
           </w:p>
         </w:tc>
@@ -2254,35 +1935,7 @@
                 <w:szCs w:val="19"/>
                 <w:shd w:val="clear" w:fill="FFFFFF"/>
               </w:rPr>
-              <w:t>1. 在网络教学平台上传Docker安装包（Ubuntu环境）、鸿蒙编译预习视频（含Docker国内源配置、编译命令演示）、README_zh.pdf“2.6 编译流程”章节；2. 发布预习任务：</w:t>
-            </w:r>
-            <w:r>
-              <w:rPr>
-                <w:rFonts w:hint="default" w:ascii="Helvetica" w:hAnsi="Helvetica" w:eastAsia="Helvetica" w:cs="Helvetica"/>
-                <w:i w:val="0"/>
-                <w:iCs w:val="0"/>
-                <w:caps w:val="0"/>
-                <w:color w:val="333333"/>
-                <w:spacing w:val="0"/>
-                <w:sz w:val="19"/>
-                <w:szCs w:val="19"/>
-                <w:shd w:val="clear" w:fill="FFFFFF"/>
-              </w:rPr>
-              <w:t> - 复习 git clone</w:t>
-            </w:r>
-            <w:r>
-              <w:rPr>
-                <w:rFonts w:hint="default" w:ascii="Helvetica" w:hAnsi="Helvetica" w:eastAsia="Helvetica" w:cs="Helvetica"/>
-                <w:i w:val="0"/>
-                <w:iCs w:val="0"/>
-                <w:caps w:val="0"/>
-                <w:color w:val="333333"/>
-                <w:spacing w:val="0"/>
-                <w:sz w:val="19"/>
-                <w:szCs w:val="19"/>
-                <w:shd w:val="clear" w:fill="FFFFFF"/>
-              </w:rPr>
-              <w:t>命令（回顾第2课内容），确保Ubuntu中已获取鸿蒙源代码；`` - 阅读Docker基础概念，标记疑问点（如“容器与虚拟机的区别”）。</w:t>
+              <w:t>1. 在网络教学平台上传Docker安装包（Ubuntu环境）、鸿蒙编译预习视频（含Docker国内源配置、编译命令演示）、README_zh.pdf“2.6 编译流程”章节；2. 发布预习任务： - 复习 git clone命令（回顾第2课内容），确保Ubuntu中已获取鸿蒙源代码；`` - 阅读Docker基础概念，标记疑问点（如“容器与虚拟机的区别”）。</w:t>
             </w:r>
           </w:p>
         </w:tc>
@@ -2319,49 +1972,7 @@
                 <w:szCs w:val="19"/>
                 <w:shd w:val="clear" w:fill="FFFFFF"/>
               </w:rPr>
-              <w:t>1. 复习</w:t>
-            </w:r>
-            <w:r>
-              <w:rPr>
-                <w:rFonts w:hint="default" w:ascii="Helvetica" w:hAnsi="Helvetica" w:eastAsia="Helvetica" w:cs="Helvetica"/>
-                <w:i w:val="0"/>
-                <w:iCs w:val="0"/>
-                <w:caps w:val="0"/>
-                <w:color w:val="333333"/>
-                <w:spacing w:val="0"/>
-                <w:sz w:val="19"/>
-                <w:szCs w:val="19"/>
-                <w:shd w:val="clear" w:fill="FFFFFF"/>
-              </w:rPr>
-              <w:t> git clone</w:t>
-            </w:r>
-            <w:r>
-              <w:rPr>
-                <w:rFonts w:hint="default" w:ascii="Helvetica" w:hAnsi="Helvetica" w:eastAsia="Helvetica" w:cs="Helvetica"/>
-                <w:i w:val="0"/>
-                <w:iCs w:val="0"/>
-                <w:caps w:val="0"/>
-                <w:color w:val="333333"/>
-                <w:spacing w:val="0"/>
-                <w:sz w:val="19"/>
-                <w:szCs w:val="19"/>
-                <w:shd w:val="clear" w:fill="FFFFFF"/>
-              </w:rPr>
-              <w:t>命令，检查Ubuntu中源代码是否完整；2. 观看预习视频，初步了解Docker编译步骤；</w:t>
-            </w:r>
-            <w:r>
-              <w:rPr>
-                <w:rFonts w:hint="default" w:ascii="Helvetica" w:hAnsi="Helvetica" w:eastAsia="Helvetica" w:cs="Helvetica"/>
-                <w:i w:val="0"/>
-                <w:iCs w:val="0"/>
-                <w:caps w:val="0"/>
-                <w:color w:val="333333"/>
-                <w:spacing w:val="0"/>
-                <w:sz w:val="19"/>
-                <w:szCs w:val="19"/>
-                <w:shd w:val="clear" w:fill="FFFFFF"/>
-              </w:rPr>
-              <w:t>3. 记录疑问点（如“为何要挂载目录”），准备课堂提问。</w:t>
+              <w:t>1. 复习 git clone命令，检查Ubuntu中源代码是否完整；2. 观看预习视频，初步了解Docker编译步骤；3. 记录疑问点（如“为何要挂载目录”），准备课堂提问。</w:t>
             </w:r>
           </w:p>
         </w:tc>
@@ -2564,35 +2175,7 @@
                 <w:szCs w:val="19"/>
                 <w:shd w:val="clear" w:fill="FFFFFF"/>
               </w:rPr>
-              <w:t>1. 回顾第2课“远程连接+文件映射”内容，说明本次“鸿蒙编译”是将源代码转为开发板可执行固件的关键步骤；``2. 展示小凌派-RK2206开发板，强调：后续需将本次编译的</w:t>
-            </w:r>
-            <w:r>
-              <w:rPr>
-                <w:rFonts w:hint="default" w:ascii="Helvetica" w:hAnsi="Helvetica" w:eastAsia="Helvetica" w:cs="Helvetica"/>
-                <w:i w:val="0"/>
-                <w:iCs w:val="0"/>
-                <w:caps w:val="0"/>
-                <w:color w:val="333333"/>
-                <w:spacing w:val="0"/>
-                <w:sz w:val="19"/>
-                <w:szCs w:val="19"/>
-                <w:shd w:val="clear" w:fill="FFFFFF"/>
-              </w:rPr>
-              <w:t> Firmware.img</w:t>
-            </w:r>
-            <w:r>
-              <w:rPr>
-                <w:rFonts w:hint="default" w:ascii="Helvetica" w:hAnsi="Helvetica" w:eastAsia="Helvetica" w:cs="Helvetica"/>
-                <w:i w:val="0"/>
-                <w:iCs w:val="0"/>
-                <w:caps w:val="0"/>
-                <w:color w:val="333333"/>
-                <w:spacing w:val="0"/>
-                <w:sz w:val="19"/>
-                <w:szCs w:val="19"/>
-                <w:shd w:val="clear" w:fill="FFFFFF"/>
-              </w:rPr>
-              <w:t>烧录到开发板，才能让开发板运行鸿蒙系统，强化学习必要性。</w:t>
+              <w:t>1. 回顾第2课“远程连接+文件映射”内容，说明本次“鸿蒙编译”是将源代码转为开发板可执行固件的关键步骤；``2. 展示小凌派-RK2206开发板，强调：后续需将本次编译的 Firmware.img烧录到开发板，才能让开发板运行鸿蒙系统，强化学习必要性。</w:t>
             </w:r>
           </w:p>
         </w:tc>
@@ -2898,63 +2481,7 @@
                 <w:szCs w:val="19"/>
                 <w:shd w:val="clear" w:fill="FFFFFF"/>
               </w:rPr>
-              <w:t>1. 提出问题：“Ubuntu和Docker都能编译，为何推荐Docker？”（引导回答：Docker环境隔离，避免Ubuntu系统升级导致编译错误）；2. 明确本次课堂任务：</w:t>
-            </w:r>
-            <w:r>
-              <w:rPr>
-                <w:rFonts w:hint="default" w:ascii="Helvetica" w:hAnsi="Helvetica" w:eastAsia="Helvetica" w:cs="Helvetica"/>
-                <w:i w:val="0"/>
-                <w:iCs w:val="0"/>
-                <w:caps w:val="0"/>
-                <w:color w:val="333333"/>
-                <w:spacing w:val="0"/>
-                <w:sz w:val="19"/>
-                <w:szCs w:val="19"/>
-                <w:shd w:val="clear" w:fill="FFFFFF"/>
-              </w:rPr>
-              <w:t> - 任务1：用Docker方式完成鸿蒙编译，获取 Firmware.img</w:t>
-            </w:r>
-            <w:r>
-              <w:rPr>
-                <w:rFonts w:hint="default" w:ascii="Helvetica" w:hAnsi="Helvetica" w:eastAsia="Helvetica" w:cs="Helvetica"/>
-                <w:i w:val="0"/>
-                <w:iCs w:val="0"/>
-                <w:caps w:val="0"/>
-                <w:color w:val="333333"/>
-                <w:spacing w:val="0"/>
-                <w:sz w:val="19"/>
-                <w:szCs w:val="19"/>
-                <w:shd w:val="clear" w:fill="FFFFFF"/>
-              </w:rPr>
-              <w:t>； - 任务2（选做）：用Ubuntu方式编译，对比两种方式的差异；</w:t>
-            </w:r>
-            <w:r>
-              <w:rPr>
-                <w:rFonts w:hint="default" w:ascii="Helvetica" w:hAnsi="Helvetica" w:eastAsia="Helvetica" w:cs="Helvetica"/>
-                <w:i w:val="0"/>
-                <w:iCs w:val="0"/>
-                <w:caps w:val="0"/>
-                <w:color w:val="333333"/>
-                <w:spacing w:val="0"/>
-                <w:sz w:val="19"/>
-                <w:szCs w:val="19"/>
-                <w:shd w:val="clear" w:fill="FFFFFF"/>
-              </w:rPr>
-              <w:t>3. 展示任务验收标准：编译无报错、out</w:t>
-            </w:r>
-            <w:r>
-              <w:rPr>
-                <w:rFonts w:hint="default" w:ascii="Helvetica" w:hAnsi="Helvetica" w:eastAsia="Helvetica" w:cs="Helvetica"/>
-                <w:i w:val="0"/>
-                <w:iCs w:val="0"/>
-                <w:caps w:val="0"/>
-                <w:color w:val="333333"/>
-                <w:spacing w:val="0"/>
-                <w:sz w:val="19"/>
-                <w:szCs w:val="19"/>
-                <w:shd w:val="clear" w:fill="FFFFFF"/>
-              </w:rPr>
-              <w:t>目录下能找到核心产物、能说明产物用途。</w:t>
+              <w:t>1. 提出问题：“Ubuntu和Docker都能编译，为何推荐Docker？”（引导回答：Docker环境隔离，避免Ubuntu系统升级导致编译错误）；2. 明确本次课堂任务： - 任务1：用Docker方式完成鸿蒙编译，获取 Firmware.img； - 任务2（选做）：用Ubuntu方式编译，对比两种方式的差异；3. 展示任务验收标准：编译无报错、out目录下能找到核心产物、能说明产物用途。</w:t>
             </w:r>
           </w:p>
         </w:tc>
@@ -3236,77 +2763,7 @@
                 <w:szCs w:val="19"/>
                 <w:shd w:val="clear" w:fill="FFFFFF"/>
               </w:rPr>
-              <w:t>1. 讲解核心概念： - 编译：将源代码（如ArkTS/C代码）转为机器可识别的二进制文件（固件）；</w:t>
-            </w:r>
-            <w:r>
-              <w:rPr>
-                <w:rFonts w:hint="default" w:ascii="Helvetica" w:hAnsi="Helvetica" w:eastAsia="Helvetica" w:cs="Helvetica"/>
-                <w:i w:val="0"/>
-                <w:iCs w:val="0"/>
-                <w:caps w:val="0"/>
-                <w:color w:val="333333"/>
-                <w:spacing w:val="0"/>
-                <w:sz w:val="19"/>
-                <w:szCs w:val="19"/>
-                <w:shd w:val="clear" w:fill="FFFFFF"/>
-              </w:rPr>
-              <w:t> - Docker：轻量级容器工具，提供隔离的编译环境，避免系统依赖冲突； - `hb`工具：鸿蒙编译工具，用于选择编译目标、执行编译；</w:t>
-            </w:r>
-            <w:r>
-              <w:rPr>
-                <w:rFonts w:hint="default" w:ascii="Helvetica" w:hAnsi="Helvetica" w:eastAsia="Helvetica" w:cs="Helvetica"/>
-                <w:i w:val="0"/>
-                <w:iCs w:val="0"/>
-                <w:caps w:val="0"/>
-                <w:color w:val="333333"/>
-                <w:spacing w:val="0"/>
-                <w:sz w:val="19"/>
-                <w:szCs w:val="19"/>
-                <w:shd w:val="clear" w:fill="FFFFFF"/>
-              </w:rPr>
-              <w:t>2. 强调关键信息： - Docker镜像地址（`swr.cn-south-1.myhuaweicloud.com/openharmony-docker/docker_oh_mini:3.2`）；</w:t>
-            </w:r>
-            <w:r>
-              <w:rPr>
-                <w:rFonts w:hint="default" w:ascii="Helvetica" w:hAnsi="Helvetica" w:eastAsia="Helvetica" w:cs="Helvetica"/>
-                <w:i w:val="0"/>
-                <w:iCs w:val="0"/>
-                <w:caps w:val="0"/>
-                <w:color w:val="333333"/>
-                <w:spacing w:val="0"/>
-                <w:sz w:val="19"/>
-                <w:szCs w:val="19"/>
-                <w:shd w:val="clear" w:fill="FFFFFF"/>
-              </w:rPr>
-              <w:t> - 编译目标：必须选择 lockzhiner-rk2206</w:t>
-            </w:r>
-            <w:r>
-              <w:rPr>
-                <w:rFonts w:hint="default" w:ascii="Helvetica" w:hAnsi="Helvetica" w:eastAsia="Helvetica" w:cs="Helvetica"/>
-                <w:i w:val="0"/>
-                <w:iCs w:val="0"/>
-                <w:caps w:val="0"/>
-                <w:color w:val="333333"/>
-                <w:spacing w:val="0"/>
-                <w:sz w:val="19"/>
-                <w:szCs w:val="19"/>
-                <w:shd w:val="clear" w:fill="FFFFFF"/>
-              </w:rPr>
-              <w:t>（适配小凌派-RK2206开发板）； - 产物路径：`out/rk2206/lockzhiner-rk2206/images`；</w:t>
-            </w:r>
-            <w:r>
-              <w:rPr>
-                <w:rFonts w:hint="default" w:ascii="Helvetica" w:hAnsi="Helvetica" w:eastAsia="Helvetica" w:cs="Helvetica"/>
-                <w:i w:val="0"/>
-                <w:iCs w:val="0"/>
-                <w:caps w:val="0"/>
-                <w:color w:val="333333"/>
-                <w:spacing w:val="0"/>
-                <w:sz w:val="19"/>
-                <w:szCs w:val="19"/>
-                <w:shd w:val="clear" w:fill="FFFFFF"/>
-              </w:rPr>
-              <w:t>3. 解答预习疑问（如“容器挂载目录的作用：让容器内可访问Ubuntu的源代码”）。</w:t>
+              <w:t>1. 讲解核心概念： - 编译：将源代码（如ArkTS/C代码）转为机器可识别的二进制文件（固件）； - Docker：轻量级容器工具，提供隔离的编译环境，避免系统依赖冲突； - `hb`工具：鸿蒙编译工具，用于选择编译目标、执行编译；2. 强调关键信息： - Docker镜像地址（`swr.cn-south-1.myhuaweicloud.com/openharmony-docker/docker_oh_mini:3.2`）； - 编译目标：必须选择 lockzhiner-rk2206（适配小凌派-RK2206开发板）； - 产物路径：`out/rk2206/lockzhiner-rk2206/images`；3. 解答预习疑问（如“容器挂载目录的作用：让容器内可访问Ubuntu的源代码”）。</w:t>
             </w:r>
           </w:p>
         </w:tc>
@@ -3341,21 +2798,7 @@
                 <w:szCs w:val="19"/>
                 <w:shd w:val="clear" w:fill="FFFFFF"/>
               </w:rPr>
-              <w:t>1. 记录核心概念与关键信息；2. 提问“如果编译时提示‘hb命令不存在’怎么办？”（引导回答：执行 `pip3 install build/lite`安装）；</w:t>
-            </w:r>
-            <w:r>
-              <w:rPr>
-                <w:rFonts w:hint="default" w:ascii="Helvetica" w:hAnsi="Helvetica" w:eastAsia="Helvetica" w:cs="Helvetica"/>
-                <w:i w:val="0"/>
-                <w:iCs w:val="0"/>
-                <w:caps w:val="0"/>
-                <w:color w:val="333333"/>
-                <w:spacing w:val="0"/>
-                <w:sz w:val="19"/>
-                <w:szCs w:val="19"/>
-                <w:shd w:val="clear" w:fill="FFFFFF"/>
-              </w:rPr>
-              <w:t>3. 明确编译目标与产物路径的重要性。</w:t>
+              <w:t>1. 记录核心概念与关键信息；2. 提问“如果编译时提示‘hb命令不存在’怎么办？”（引导回答：执行 `pip3 install build/lite`安装）；3. 明确编译目标与产物路径的重要性。</w:t>
             </w:r>
           </w:p>
         </w:tc>
@@ -3649,63 +3092,7 @@
                 <w:szCs w:val="19"/>
                 <w:shd w:val="clear" w:fill="FFFFFF"/>
               </w:rPr>
-              <w:t>. 提出问题：“Ubuntu和Docker都能编译，为何推荐Docker？”（引导回答：Docker环境隔离，避免Ubuntu系统升级导致编译错误）；2. 明确本次课堂任务：</w:t>
-            </w:r>
-            <w:r>
-              <w:rPr>
-                <w:rFonts w:hint="default" w:ascii="Helvetica" w:hAnsi="Helvetica" w:eastAsia="Helvetica" w:cs="Helvetica"/>
-                <w:i w:val="0"/>
-                <w:iCs w:val="0"/>
-                <w:caps w:val="0"/>
-                <w:color w:val="333333"/>
-                <w:spacing w:val="0"/>
-                <w:sz w:val="19"/>
-                <w:szCs w:val="19"/>
-                <w:shd w:val="clear" w:fill="FFFFFF"/>
-              </w:rPr>
-              <w:t> - 任务1：用Docker方式完成鸿蒙编译，获取 Firmware.img</w:t>
-            </w:r>
-            <w:r>
-              <w:rPr>
-                <w:rFonts w:hint="default" w:ascii="Helvetica" w:hAnsi="Helvetica" w:eastAsia="Helvetica" w:cs="Helvetica"/>
-                <w:i w:val="0"/>
-                <w:iCs w:val="0"/>
-                <w:caps w:val="0"/>
-                <w:color w:val="333333"/>
-                <w:spacing w:val="0"/>
-                <w:sz w:val="19"/>
-                <w:szCs w:val="19"/>
-                <w:shd w:val="clear" w:fill="FFFFFF"/>
-              </w:rPr>
-              <w:t>； - 任务2（选做）：用Ubuntu方式编译，对比两种方式的差异；</w:t>
-            </w:r>
-            <w:r>
-              <w:rPr>
-                <w:rFonts w:hint="default" w:ascii="Helvetica" w:hAnsi="Helvetica" w:eastAsia="Helvetica" w:cs="Helvetica"/>
-                <w:i w:val="0"/>
-                <w:iCs w:val="0"/>
-                <w:caps w:val="0"/>
-                <w:color w:val="333333"/>
-                <w:spacing w:val="0"/>
-                <w:sz w:val="19"/>
-                <w:szCs w:val="19"/>
-                <w:shd w:val="clear" w:fill="FFFFFF"/>
-              </w:rPr>
-              <w:t>3. 展示任务验收标准：编译无报错、out</w:t>
-            </w:r>
-            <w:r>
-              <w:rPr>
-                <w:rFonts w:hint="default" w:ascii="Helvetica" w:hAnsi="Helvetica" w:eastAsia="Helvetica" w:cs="Helvetica"/>
-                <w:i w:val="0"/>
-                <w:iCs w:val="0"/>
-                <w:caps w:val="0"/>
-                <w:color w:val="333333"/>
-                <w:spacing w:val="0"/>
-                <w:sz w:val="19"/>
-                <w:szCs w:val="19"/>
-                <w:shd w:val="clear" w:fill="FFFFFF"/>
-              </w:rPr>
-              <w:t>目录下能找到核心产物、能说明产物用途。</w:t>
+              <w:t>. 提出问题：“Ubuntu和Docker都能编译，为何推荐Docker？”（引导回答：Docker环境隔离，避免Ubuntu系统升级导致编译错误）；2. 明确本次课堂任务： - 任务1：用Docker方式完成鸿蒙编译，获取 Firmware.img； - 任务2（选做）：用Ubuntu方式编译，对比两种方式的差异；3. 展示任务验收标准：编译无报错、out目录下能找到核心产物、能说明产物用途。</w:t>
             </w:r>
           </w:p>
         </w:tc>
@@ -4042,77 +3429,7 @@
                 <w:szCs w:val="19"/>
                 <w:shd w:val="clear" w:fill="FFFFFF"/>
               </w:rPr>
-              <w:t>1. 讲解核心概念： - 编译：将源代码（如ArkTS/C代码）转为机器可识别的二进制文件（固件）；</w:t>
-            </w:r>
-            <w:r>
-              <w:rPr>
-                <w:rFonts w:hint="default" w:ascii="Helvetica" w:hAnsi="Helvetica" w:eastAsia="Helvetica" w:cs="Helvetica"/>
-                <w:i w:val="0"/>
-                <w:iCs w:val="0"/>
-                <w:caps w:val="0"/>
-                <w:color w:val="333333"/>
-                <w:spacing w:val="0"/>
-                <w:sz w:val="19"/>
-                <w:szCs w:val="19"/>
-                <w:shd w:val="clear" w:fill="FFFFFF"/>
-              </w:rPr>
-              <w:t> - Docker：轻量级容器工具，提供隔离的编译环境，避免系统依赖冲突； - `hb`工具：鸿蒙编译工具，用于选择编译目标、执行编译；</w:t>
-            </w:r>
-            <w:r>
-              <w:rPr>
-                <w:rFonts w:hint="default" w:ascii="Helvetica" w:hAnsi="Helvetica" w:eastAsia="Helvetica" w:cs="Helvetica"/>
-                <w:i w:val="0"/>
-                <w:iCs w:val="0"/>
-                <w:caps w:val="0"/>
-                <w:color w:val="333333"/>
-                <w:spacing w:val="0"/>
-                <w:sz w:val="19"/>
-                <w:szCs w:val="19"/>
-                <w:shd w:val="clear" w:fill="FFFFFF"/>
-              </w:rPr>
-              <w:t>2. 强调关键信息： - Docker镜像地址（`swr.cn-south-1.myhuaweicloud.com/openharmony-docker/docker_oh_mini:3.2`）；</w:t>
-            </w:r>
-            <w:r>
-              <w:rPr>
-                <w:rFonts w:hint="default" w:ascii="Helvetica" w:hAnsi="Helvetica" w:eastAsia="Helvetica" w:cs="Helvetica"/>
-                <w:i w:val="0"/>
-                <w:iCs w:val="0"/>
-                <w:caps w:val="0"/>
-                <w:color w:val="333333"/>
-                <w:spacing w:val="0"/>
-                <w:sz w:val="19"/>
-                <w:szCs w:val="19"/>
-                <w:shd w:val="clear" w:fill="FFFFFF"/>
-              </w:rPr>
-              <w:t> - 编译目标：必须选择 lockzhiner-rk2206</w:t>
-            </w:r>
-            <w:r>
-              <w:rPr>
-                <w:rFonts w:hint="default" w:ascii="Helvetica" w:hAnsi="Helvetica" w:eastAsia="Helvetica" w:cs="Helvetica"/>
-                <w:i w:val="0"/>
-                <w:iCs w:val="0"/>
-                <w:caps w:val="0"/>
-                <w:color w:val="333333"/>
-                <w:spacing w:val="0"/>
-                <w:sz w:val="19"/>
-                <w:szCs w:val="19"/>
-                <w:shd w:val="clear" w:fill="FFFFFF"/>
-              </w:rPr>
-              <w:t>（适配小凌派-RK2206开发板）； - 产物路径：`out/rk2206/lockzhiner-rk2206/images`；</w:t>
-            </w:r>
-            <w:r>
-              <w:rPr>
-                <w:rFonts w:hint="default" w:ascii="Helvetica" w:hAnsi="Helvetica" w:eastAsia="Helvetica" w:cs="Helvetica"/>
-                <w:i w:val="0"/>
-                <w:iCs w:val="0"/>
-                <w:caps w:val="0"/>
-                <w:color w:val="333333"/>
-                <w:spacing w:val="0"/>
-                <w:sz w:val="19"/>
-                <w:szCs w:val="19"/>
-                <w:shd w:val="clear" w:fill="FFFFFF"/>
-              </w:rPr>
-              <w:t>3. 解答预习疑问（如“容器挂载目录的作用：让容器内可访问Ubuntu的源代码”）。</w:t>
+              <w:t>1. 讲解核心概念： - 编译：将源代码（如ArkTS/C代码）转为机器可识别的二进制文件（固件）； - Docker：轻量级容器工具，提供隔离的编译环境，避免系统依赖冲突； - `hb`工具：鸿蒙编译工具，用于选择编译目标、执行编译；2. 强调关键信息： - Docker镜像地址（`swr.cn-south-1.myhuaweicloud.com/openharmony-docker/docker_oh_mini:3.2`）； - 编译目标：必须选择 lockzhiner-rk2206（适配小凌派-RK2206开发板）； - 产物路径：`out/rk2206/lockzhiner-rk2206/images`；3. 解答预习疑问（如“容器挂载目录的作用：让容器内可访问Ubuntu的源代码”）。</w:t>
             </w:r>
           </w:p>
         </w:tc>
@@ -4146,21 +3463,7 @@
                 <w:szCs w:val="19"/>
                 <w:shd w:val="clear" w:fill="FFFFFF"/>
               </w:rPr>
-              <w:t>1. 记录核心概念与关键信息；2. 提问“如果编译时提示‘hb命令不存在’怎么办？”（引导回答：执行 `pip3 install build/lite`安装）；</w:t>
-            </w:r>
-            <w:r>
-              <w:rPr>
-                <w:rFonts w:hint="default" w:ascii="Helvetica" w:hAnsi="Helvetica" w:eastAsia="Helvetica" w:cs="Helvetica"/>
-                <w:i w:val="0"/>
-                <w:iCs w:val="0"/>
-                <w:caps w:val="0"/>
-                <w:color w:val="333333"/>
-                <w:spacing w:val="0"/>
-                <w:sz w:val="19"/>
-                <w:szCs w:val="19"/>
-                <w:shd w:val="clear" w:fill="FFFFFF"/>
-              </w:rPr>
-              <w:t>3. 明确编译目标与产物路径的重要性。</w:t>
+              <w:t>1. 记录核心概念与关键信息；2. 提问“如果编译时提示‘hb命令不存在’怎么办？”（引导回答：执行 `pip3 install build/lite`安装）；3. 明确编译目标与产物路径的重要性。</w:t>
             </w:r>
           </w:p>
         </w:tc>
@@ -4425,7 +3728,6 @@
                 </w14:textFill>
               </w:rPr>
             </w:pPr>
-            <w:bookmarkStart w:id="0" w:name="_GoBack"/>
             <w:r>
               <w:rPr>
                 <w:rFonts w:hint="default" w:ascii="Helvetica" w:hAnsi="Helvetica" w:eastAsia="Helvetica" w:cs="Helvetica"/>
@@ -4442,7 +3744,6 @@
               </w:rPr>
               <w:t>1.任务1：Docker编译（30min）： - 示范步骤（通过MobaXterm远程操作Ubuntu）： ① 安装Docker：sudo apt install docker.io； ② 更新国内源：`sudo nano /etc/docker/daemon.json`，粘贴镜像源配置，执行 `sudo systemctl daemon-reload &amp;&amp; sudo systemctl restart docker`； ③ 下载镜像：sudo docker pull 镜像地址； ④ 启动容器：`cd 源代码目录 &amp;&amp; sudo docker run -it -v $(pwd):/home/openharmony 镜像名`； ⑤ 安装工具：cd /home/openharmony &amp;&amp; pip3 install build/lite &amp;&amp; ./build/prebuilts_download.sh； ⑥ 执行编译：`hb set -root .`→输入 `lockzhiner`筛选→选择 `lockzhiner-rk2206`→`hb build -f`； - 巡回指导：重点解决“目录挂载错误”（核对 $(pwd)是否为源代码路径）、“镜像下载超时”（检查国内源配置）、“hb命令不存在”（重新安装 build/lite）；2. **任务2：Ubuntu编译（10min，选做）**： - 示范步骤：cd 源代码目录 &amp;&amp; hb set -root .→选择 lockzhiner-rk2206→hb build -f； - 引导学生对比：Ubuntu编译是否比Docker更易出现“依赖缺失”错误；3. 产物验证：`` - 示范通过Windows文件映射（\\UbuntuIP）访问 out目录，找到 Firmware.img，说明其后续烧写用途</w:t>
             </w:r>
-            <w:bookmarkEnd w:id="0"/>
             <w:r>
               <w:rPr>
                 <w:rFonts w:hint="default" w:ascii="Helvetica" w:hAnsi="Helvetica" w:eastAsia="Helvetica" w:cs="Helvetica"/>
@@ -5666,7 +4967,7 @@
     <w:lsdException w:uiPriority="99" w:name="HTML Acronym"/>
     <w:lsdException w:uiPriority="99" w:name="HTML Address"/>
     <w:lsdException w:uiPriority="99" w:name="HTML Cite"/>
-    <w:lsdException w:uiPriority="99" w:name="HTML Code"/>
+    <w:lsdException w:qFormat="1" w:uiPriority="99" w:name="HTML Code"/>
     <w:lsdException w:uiPriority="99" w:name="HTML Definition"/>
     <w:lsdException w:uiPriority="99" w:name="HTML Keyboard"/>
     <w:lsdException w:uiPriority="99" w:name="HTML Preformatted"/>
@@ -6001,6 +5302,7 @@
     <w:basedOn w:val="9"/>
     <w:semiHidden/>
     <w:unhideWhenUsed/>
+    <w:qFormat/>
     <w:uiPriority w:val="99"/>
     <w:rPr>
       <w:rFonts w:ascii="Courier New" w:hAnsi="Courier New"/>

--- a/01-嵌入式操作系统及应用/01-教案/嵌入式操作系统及应用-04.docx
+++ b/01-嵌入式操作系统及应用/01-教案/嵌入式操作系统及应用-04.docx
@@ -114,12 +114,6 @@
             <w:insideV w:val="single" w:color="auto" w:sz="4" w:space="0"/>
           </w:tblBorders>
           <w:shd w:val="clear" w:color="auto" w:fill="FFFFFF"/>
-          <w:tblCellMar>
-            <w:top w:w="0" w:type="dxa"/>
-            <w:left w:w="108" w:type="dxa"/>
-            <w:bottom w:w="0" w:type="dxa"/>
-            <w:right w:w="108" w:type="dxa"/>
-          </w:tblCellMar>
         </w:tblPrEx>
         <w:trPr>
           <w:trHeight w:val="567" w:hRule="exact"/>
@@ -237,14 +231,15 @@
             </w:pPr>
             <w:r>
               <w:rPr>
-                <w:rFonts w:ascii="Segoe UI" w:hAnsi="Segoe UI" w:eastAsia="Segoe UI" w:cs="Segoe UI"/>
-                <w:i w:val="0"/>
-                <w:iCs w:val="0"/>
-                <w:caps w:val="0"/>
-                <w:spacing w:val="0"/>
-                <w:sz w:val="16"/>
-                <w:szCs w:val="16"/>
-                <w:shd w:val="clear" w:fill="FBFBFB"/>
+                <w:rFonts w:ascii="Noto Sans SC" w:hAnsi="Noto Sans SC" w:eastAsia="Noto Sans SC" w:cs="Noto Sans SC"/>
+                <w:i w:val="0"/>
+                <w:iCs w:val="0"/>
+                <w:caps w:val="0"/>
+                <w:color w:val="000000"/>
+                <w:spacing w:val="0"/>
+                <w:sz w:val="14"/>
+                <w:szCs w:val="14"/>
+                <w:shd w:val="clear" w:fill="FFFFFF"/>
               </w:rPr>
               <w:t>2025-09-19</w:t>
             </w:r>
@@ -263,6 +258,7 @@
             <w:insideH w:val="single" w:color="auto" w:sz="4" w:space="0"/>
             <w:insideV w:val="single" w:color="auto" w:sz="4" w:space="0"/>
           </w:tblBorders>
+          <w:shd w:val="clear" w:color="auto" w:fill="FFFFFF"/>
           <w:tblCellMar>
             <w:top w:w="0" w:type="dxa"/>
             <w:left w:w="108" w:type="dxa"/>
@@ -330,7 +326,16 @@
                 <w:szCs w:val="21"/>
                 <w:lang w:eastAsia="zh-CN"/>
               </w:rPr>
-              <w:t>物联网2411</w:t>
+              <w:t>物联网241</w:t>
+            </w:r>
+            <w:r>
+              <w:rPr>
+                <w:rFonts w:hint="eastAsia" w:ascii="宋体" w:hAnsi="宋体" w:eastAsia="宋体" w:cs="宋体"/>
+                <w:sz w:val="21"/>
+                <w:szCs w:val="21"/>
+                <w:lang w:val="en-US" w:eastAsia="zh-CN"/>
+              </w:rPr>
+              <w:t>2</w:t>
             </w:r>
           </w:p>
         </w:tc>
@@ -405,6 +410,7 @@
             <w:insideH w:val="single" w:color="auto" w:sz="4" w:space="0"/>
             <w:insideV w:val="single" w:color="auto" w:sz="4" w:space="0"/>
           </w:tblBorders>
+          <w:shd w:val="clear" w:color="auto" w:fill="FFFFFF"/>
           <w:tblCellMar>
             <w:top w:w="0" w:type="dxa"/>
             <w:left w:w="108" w:type="dxa"/>
@@ -487,6 +493,7 @@
             <w:insideH w:val="single" w:color="auto" w:sz="4" w:space="0"/>
             <w:insideV w:val="single" w:color="auto" w:sz="4" w:space="0"/>
           </w:tblBorders>
+          <w:shd w:val="clear" w:color="auto" w:fill="FFFFFF"/>
           <w:tblCellMar>
             <w:top w:w="0" w:type="dxa"/>
             <w:left w:w="108" w:type="dxa"/>
@@ -1262,6 +1269,7 @@
             <w:insideH w:val="single" w:color="auto" w:sz="4" w:space="0"/>
             <w:insideV w:val="single" w:color="auto" w:sz="4" w:space="0"/>
           </w:tblBorders>
+          <w:shd w:val="clear" w:color="auto" w:fill="FFFFFF"/>
           <w:tblCellMar>
             <w:top w:w="0" w:type="dxa"/>
             <w:left w:w="108" w:type="dxa"/>
